--- a/A3-Print-L3.docx
+++ b/A3-Print-L3.docx
@@ -1,28 +1,22 @@
 
 <file path=word/document.xml><?xml version="1.0" encoding="utf-8"?>
-<w:document xmlns:wpc="http://schemas.microsoft.com/office/word/2010/wordprocessingCanvas" xmlns:cx="http://schemas.microsoft.com/office/drawing/2014/chartex" xmlns:cx1="http://schemas.microsoft.com/office/drawing/2015/9/8/chartex" xmlns:cx2="http://schemas.microsoft.com/office/drawing/2015/10/21/chartex" xmlns:cx3="http://schemas.microsoft.com/office/drawing/2016/5/9/chartex" xmlns:cx4="http://schemas.microsoft.com/office/drawing/2016/5/10/chartex" xmlns:cx5="http://schemas.microsoft.com/office/drawing/2016/5/11/chartex" xmlns:cx6="http://schemas.microsoft.com/office/drawing/2016/5/12/chartex" xmlns:cx7="http://schemas.microsoft.com/office/drawing/2016/5/13/chartex" xmlns:cx8="http://schemas.microsoft.com/office/drawing/2016/5/14/chartex" xmlns:mc="http://schemas.openxmlformats.org/markup-compatibility/2006" xmlns:aink="http://schemas.microsoft.com/office/drawing/2016/ink" xmlns:am3d="http://schemas.microsoft.com/office/drawing/2017/model3d" xmlns:o="urn:schemas-microsoft-com:office:office" xmlns:oel="http://schemas.microsoft.com/office/2019/extlst" xmlns:r="http://schemas.openxmlformats.org/officeDocument/2006/relationships" xmlns:m="http://schemas.openxmlformats.org/officeDocument/2006/math" xmlns:v="urn:schemas-microsoft-com:vml" xmlns:wp14="http://schemas.microsoft.com/office/word/2010/wordprocessingDrawing" xmlns:wp="http://schemas.openxmlformats.org/drawingml/2006/wordprocessingDrawing" xmlns:w10="urn:schemas-microsoft-com:office:word" xmlns:w="http://schemas.openxmlformats.org/wordprocessingml/2006/main" xmlns:w14="http://schemas.microsoft.com/office/word/2010/wordml" xmlns:w15="http://schemas.microsoft.com/office/word/2012/wordml" xmlns:w16cex="http://schemas.microsoft.com/office/word/2018/wordml/cex" xmlns:w16cid="http://schemas.microsoft.com/office/word/2016/wordml/cid" xmlns:w16="http://schemas.microsoft.com/office/word/2018/wordml" xmlns:w16sdtdh="http://schemas.microsoft.com/office/word/2020/wordml/sdtdatahash" xmlns:w16se="http://schemas.microsoft.com/office/word/2015/wordml/symex" xmlns:wpg="http://schemas.microsoft.com/office/word/2010/wordprocessingGroup" xmlns:wpi="http://schemas.microsoft.com/office/word/2010/wordprocessingInk" xmlns:wne="http://schemas.microsoft.com/office/word/2006/wordml" xmlns:wps="http://schemas.microsoft.com/office/word/2010/wordprocessingShape" mc:Ignorable="w14 w15 w16se w16cid w16 w16cex w16sdtdh wp14">
+<w:document xmlns:wpc="http://schemas.microsoft.com/office/word/2010/wordprocessingCanvas" xmlns:cx="http://schemas.microsoft.com/office/drawing/2014/chartex" xmlns:cx1="http://schemas.microsoft.com/office/drawing/2015/9/8/chartex" xmlns:cx2="http://schemas.microsoft.com/office/drawing/2015/10/21/chartex" xmlns:cx3="http://schemas.microsoft.com/office/drawing/2016/5/9/chartex" xmlns:cx4="http://schemas.microsoft.com/office/drawing/2016/5/10/chartex" xmlns:cx5="http://schemas.microsoft.com/office/drawing/2016/5/11/chartex" xmlns:cx6="http://schemas.microsoft.com/office/drawing/2016/5/12/chartex" xmlns:cx7="http://schemas.microsoft.com/office/drawing/2016/5/13/chartex" xmlns:cx8="http://schemas.microsoft.com/office/drawing/2016/5/14/chartex" xmlns:mc="http://schemas.openxmlformats.org/markup-compatibility/2006" xmlns:aink="http://schemas.microsoft.com/office/drawing/2016/ink" xmlns:am3d="http://schemas.microsoft.com/office/drawing/2017/model3d" xmlns:o="urn:schemas-microsoft-com:office:office" xmlns:oel="http://schemas.microsoft.com/office/2019/extlst" xmlns:r="http://schemas.openxmlformats.org/officeDocument/2006/relationships" xmlns:m="http://schemas.openxmlformats.org/officeDocument/2006/math" xmlns:v="urn:schemas-microsoft-com:vml" xmlns:wp14="http://schemas.microsoft.com/office/word/2010/wordprocessingDrawing" xmlns:wp="http://schemas.openxmlformats.org/drawingml/2006/wordprocessingDrawing" xmlns:w10="urn:schemas-microsoft-com:office:word" xmlns:w="http://schemas.openxmlformats.org/wordprocessingml/2006/main" xmlns:w14="http://schemas.microsoft.com/office/word/2010/wordml" xmlns:w15="http://schemas.microsoft.com/office/word/2012/wordml" xmlns:w16cex="http://schemas.microsoft.com/office/word/2018/wordml/cex" xmlns:w16cid="http://schemas.microsoft.com/office/word/2016/wordml/cid" xmlns:w16="http://schemas.microsoft.com/office/word/2018/wordml" xmlns:w16du="http://schemas.microsoft.com/office/word/2023/wordml/word16du" xmlns:w16sdtdh="http://schemas.microsoft.com/office/word/2020/wordml/sdtdatahash" xmlns:w16sdtfl="http://schemas.microsoft.com/office/word/2024/wordml/sdtformatlock" xmlns:w16se="http://schemas.microsoft.com/office/word/2015/wordml/symex" xmlns:wpg="http://schemas.microsoft.com/office/word/2010/wordprocessingGroup" xmlns:wpi="http://schemas.microsoft.com/office/word/2010/wordprocessingInk" xmlns:wne="http://schemas.microsoft.com/office/word/2006/wordml" xmlns:wps="http://schemas.microsoft.com/office/word/2010/wordprocessingShape" mc:Ignorable="w14 w15 w16se w16cid w16 w16cex w16sdtdh w16sdtfl w16du wp14">
   <w:body>
+    <w:p/>
+    <w:p/>
     <w:p>
+      <w:pPr>
+        <w:jc w:val="center"/>
+      </w:pPr>
       <w:r>
+        <w:rPr>
+          <w:noProof/>
+        </w:rPr>
         <w:drawing>
-          <wp:anchor distT="0" distB="0" distL="114300" distR="114300" simplePos="0" relativeHeight="251659264" behindDoc="0" locked="0" layoutInCell="1" allowOverlap="1" wp14:anchorId="0D67E81C" wp14:editId="02C41848">
-            <wp:simplePos x="0" y="0"/>
-            <wp:positionH relativeFrom="margin">
-              <wp:align>center</wp:align>
-            </wp:positionH>
-            <wp:positionV relativeFrom="paragraph">
-              <wp:posOffset>0</wp:posOffset>
-            </wp:positionV>
-            <wp:extent cx="2578100" cy="1976120"/>
+          <wp:inline distT="0" distB="0" distL="0" distR="0" wp14:anchorId="2506F7D1" wp14:editId="1ECACBD9">
+            <wp:extent cx="4556760" cy="3512557"/>
             <wp:effectExtent l="0" t="0" r="0" b="0"/>
-            <wp:wrapSquare wrapText="bothSides"/>
-            <wp:docPr id="8" name="Picture 7" descr="A blue and white logo with a world map in the middle&#10;&#10;Description automatically generated">
-              <a:extLst xmlns:a="http://schemas.openxmlformats.org/drawingml/2006/main">
-                <a:ext uri="{FF2B5EF4-FFF2-40B4-BE49-F238E27FC236}">
-                  <a16:creationId xmlns:a16="http://schemas.microsoft.com/office/drawing/2014/main" id="{A47E5950-2B52-4D9A-0B3E-75AEDF665A62}"/>
-                </a:ext>
-              </a:extLst>
-            </wp:docPr>
+            <wp:docPr id="539324349" name="Graphic 2"/>
             <wp:cNvGraphicFramePr>
               <a:graphicFrameLocks xmlns:a="http://schemas.openxmlformats.org/drawingml/2006/main" noChangeAspect="1"/>
             </wp:cNvGraphicFramePr>
@@ -30,19 +24,17 @@
               <a:graphicData uri="http://schemas.openxmlformats.org/drawingml/2006/picture">
                 <pic:pic xmlns:pic="http://schemas.openxmlformats.org/drawingml/2006/picture">
                   <pic:nvPicPr>
-                    <pic:cNvPr id="8" name="Picture 7" descr="A blue and white logo with a world map in the middle&#10;&#10;Description automatically generated">
+                    <pic:cNvPr id="539324349" name="Graphic 539324349"/>
+                    <pic:cNvPicPr/>
+                  </pic:nvPicPr>
+                  <pic:blipFill>
+                    <a:blip r:embed="rId4">
                       <a:extLst>
-                        <a:ext uri="{FF2B5EF4-FFF2-40B4-BE49-F238E27FC236}">
-                          <a16:creationId xmlns:a16="http://schemas.microsoft.com/office/drawing/2014/main" id="{A47E5950-2B52-4D9A-0B3E-75AEDF665A62}"/>
+                        <a:ext uri="{96DAC541-7B7A-43D3-8B79-37D633B846F1}">
+                          <asvg:svgBlip xmlns:asvg="http://schemas.microsoft.com/office/drawing/2016/SVG/main" r:embed="rId5"/>
                         </a:ext>
                       </a:extLst>
-                    </pic:cNvPr>
-                    <pic:cNvPicPr>
-                      <a:picLocks noChangeAspect="1"/>
-                    </pic:cNvPicPr>
-                  </pic:nvPicPr>
-                  <pic:blipFill>
-                    <a:blip r:embed="rId4"/>
+                    </a:blip>
                     <a:stretch>
                       <a:fillRect/>
                     </a:stretch>
@@ -50,7 +42,7 @@
                   <pic:spPr>
                     <a:xfrm>
                       <a:off x="0" y="0"/>
-                      <a:ext cx="2578100" cy="1976120"/>
+                      <a:ext cx="4565702" cy="3519450"/>
                     </a:xfrm>
                     <a:prstGeom prst="rect">
                       <a:avLst/>
@@ -59,26 +51,19 @@
                 </pic:pic>
               </a:graphicData>
             </a:graphic>
-            <wp14:sizeRelH relativeFrom="margin">
-              <wp14:pctWidth>0</wp14:pctWidth>
-            </wp14:sizeRelH>
-            <wp14:sizeRelV relativeFrom="margin">
-              <wp14:pctHeight>0</wp14:pctHeight>
-            </wp14:sizeRelV>
-          </wp:anchor>
+          </wp:inline>
         </w:drawing>
       </w:r>
     </w:p>
-    <w:p/>
-    <w:p/>
-    <w:p/>
-    <w:p/>
     <w:p>
       <w:r>
+        <w:rPr>
+          <w:noProof/>
+        </w:rPr>
         <mc:AlternateContent>
           <mc:Choice Requires="wps">
             <w:drawing>
-              <wp:anchor distT="0" distB="0" distL="114300" distR="114300" simplePos="0" relativeHeight="251660288" behindDoc="0" locked="0" layoutInCell="1" allowOverlap="1" wp14:anchorId="4A76E4B2" wp14:editId="37E42AC5">
+              <wp:anchor distT="0" distB="0" distL="114300" distR="114300" simplePos="0" relativeHeight="251660288" behindDoc="0" locked="0" layoutInCell="1" allowOverlap="1" wp14:anchorId="4A76E4B2" wp14:editId="49FD1EE4">
                 <wp:simplePos x="0" y="0"/>
                 <wp:positionH relativeFrom="margin">
                   <wp:align>center</wp:align>
@@ -308,38 +293,55 @@
     </w:p>
     <w:tbl>
       <w:tblPr>
-        <w:tblStyle w:val="TableGrid"/>
-        <w:tblW w:w="9209" w:type="dxa"/>
+        <w:tblW w:w="12534" w:type="dxa"/>
+        <w:tblInd w:w="706" w:type="dxa"/>
+        <w:tblCellMar>
+          <w:left w:w="0" w:type="dxa"/>
+          <w:right w:w="0" w:type="dxa"/>
+        </w:tblCellMar>
         <w:tblLook w:val="04A0" w:firstRow="1" w:lastRow="0" w:firstColumn="1" w:lastColumn="0" w:noHBand="0" w:noVBand="1"/>
       </w:tblPr>
       <w:tblGrid>
-        <w:gridCol w:w="1413"/>
-        <w:gridCol w:w="7796"/>
+        <w:gridCol w:w="1918"/>
+        <w:gridCol w:w="10616"/>
       </w:tblGrid>
       <w:tr>
+        <w:trPr>
+          <w:trHeight w:val="421"/>
+        </w:trPr>
         <w:tc>
           <w:tcPr>
-            <w:tcW w:w="1413" w:type="dxa"/>
+            <w:tcW w:w="1918" w:type="dxa"/>
+            <w:tcBorders>
+              <w:top w:val="single" w:sz="8" w:space="0" w:color="000000"/>
+              <w:left w:val="single" w:sz="8" w:space="0" w:color="000000"/>
+              <w:bottom w:val="single" w:sz="8" w:space="0" w:color="000000"/>
+              <w:right w:val="single" w:sz="8" w:space="0" w:color="000000"/>
+            </w:tcBorders>
+            <w:shd w:val="clear" w:color="auto" w:fill="auto"/>
+            <w:tcMar>
+              <w:top w:w="15" w:type="dxa"/>
+              <w:left w:w="89" w:type="dxa"/>
+              <w:bottom w:w="0" w:type="dxa"/>
+              <w:right w:w="89" w:type="dxa"/>
+            </w:tcMar>
+            <w:hideMark/>
           </w:tcPr>
           <w:p>
             <w:pPr>
               <w:rPr>
-                <w:rFonts w:ascii="Raleway" w:eastAsiaTheme="majorEastAsia" w:hAnsi="Raleway" w:cstheme="majorBidi"/>
+                <w:sz w:val="36"/>
+                <w:szCs w:val="36"/>
+              </w:rPr>
+            </w:pPr>
+            <w:r>
+              <w:rPr>
+                <w:rFonts w:ascii="Raleway" w:hAnsi="Raleway"/>
                 <w:b/>
                 <w:bCs/>
                 <w:color w:val="19328E"/>
-                <w:sz w:val="28"/>
-                <w:szCs w:val="28"/>
-              </w:rPr>
-            </w:pPr>
-            <w:r>
-              <w:rPr>
-                <w:rFonts w:ascii="Raleway" w:eastAsiaTheme="majorEastAsia" w:hAnsi="Raleway" w:cstheme="majorBidi"/>
-                <w:b/>
-                <w:bCs/>
-                <w:color w:val="19328E"/>
-                <w:sz w:val="28"/>
-                <w:szCs w:val="28"/>
+                <w:sz w:val="36"/>
+                <w:szCs w:val="36"/>
               </w:rPr>
               <w:t>9:30 AM</w:t>
             </w:r>
@@ -347,632 +349,885 @@
         </w:tc>
         <w:tc>
           <w:tcPr>
-            <w:tcW w:w="7796" w:type="dxa"/>
+            <w:tcW w:w="10616" w:type="dxa"/>
+            <w:tcBorders>
+              <w:top w:val="single" w:sz="8" w:space="0" w:color="000000"/>
+              <w:left w:val="single" w:sz="8" w:space="0" w:color="000000"/>
+              <w:bottom w:val="single" w:sz="8" w:space="0" w:color="000000"/>
+              <w:right w:val="single" w:sz="8" w:space="0" w:color="000000"/>
+            </w:tcBorders>
+            <w:shd w:val="clear" w:color="auto" w:fill="auto"/>
+            <w:tcMar>
+              <w:top w:w="15" w:type="dxa"/>
+              <w:left w:w="89" w:type="dxa"/>
+              <w:bottom w:w="0" w:type="dxa"/>
+              <w:right w:w="89" w:type="dxa"/>
+            </w:tcMar>
+            <w:hideMark/>
           </w:tcPr>
           <w:p>
             <w:pPr>
-              <w:pStyle w:val="Heading4"/>
-              <w:shd w:val="clear" w:color="auto" w:fill="FFFFFF"/>
-              <w:spacing w:before="0" w:after="75"/>
-              <w:rPr>
-                <w:rFonts w:ascii="Raleway" w:hAnsi="Raleway"/>
+              <w:pStyle w:val="NormalWeb"/>
+              <w:spacing w:before="0" w:beforeAutospacing="0" w:after="0" w:afterAutospacing="0"/>
+              <w:rPr>
+                <w:rFonts w:ascii="Arial" w:hAnsi="Arial" w:cs="Arial"/>
+                <w:sz w:val="36"/>
+                <w:szCs w:val="36"/>
+              </w:rPr>
+            </w:pPr>
+            <w:r>
+              <w:rPr>
+                <w:rFonts w:ascii="Raleway" w:eastAsiaTheme="minorEastAsia" w:hAnsi="Raleway"/>
                 <w:color w:val="0E1B4D"/>
-                <w:sz w:val="28"/>
-                <w:szCs w:val="28"/>
+                <w:kern w:val="2"/>
+                <w:sz w:val="36"/>
+                <w:szCs w:val="36"/>
+              </w:rPr>
+              <w:t>Revolutionising DevOps with AI: From Pipelines to Deployment</w:t>
+            </w:r>
+          </w:p>
+          <w:p>
+            <w:pPr>
+              <w:rPr>
+                <w:rFonts w:ascii="Raleway" w:eastAsiaTheme="minorEastAsia" w:hAnsi="Raleway"/>
+                <w:color w:val="0E1B4D"/>
+                <w:sz w:val="36"/>
+                <w:szCs w:val="36"/>
               </w:rPr>
             </w:pPr>
             <w:r>
               <w:rPr>
-                <w:rFonts w:ascii="Raleway" w:hAnsi="Raleway"/>
+                <w:rFonts w:ascii="Raleway" w:eastAsiaTheme="minorEastAsia" w:hAnsi="Raleway"/>
+                <w:b/>
+                <w:bCs/>
                 <w:color w:val="0E1B4D"/>
-                <w:sz w:val="28"/>
-                <w:szCs w:val="28"/>
-              </w:rPr>
-              <w:t>Managing Azure DevOps Self-Hosted Agent Images via Version Control </w:t>
-            </w:r>
+                <w:sz w:val="36"/>
+                <w:szCs w:val="36"/>
+              </w:rPr>
+              <w:t>AJ Bajada</w:t>
+            </w:r>
+          </w:p>
+        </w:tc>
+      </w:tr>
+      <w:tr>
+        <w:trPr>
+          <w:trHeight w:val="618"/>
+        </w:trPr>
+        <w:tc>
+          <w:tcPr>
+            <w:tcW w:w="1918" w:type="dxa"/>
+            <w:tcBorders>
+              <w:top w:val="single" w:sz="8" w:space="0" w:color="000000"/>
+              <w:left w:val="single" w:sz="8" w:space="0" w:color="000000"/>
+              <w:bottom w:val="single" w:sz="8" w:space="0" w:color="000000"/>
+              <w:right w:val="single" w:sz="8" w:space="0" w:color="000000"/>
+            </w:tcBorders>
+            <w:shd w:val="clear" w:color="auto" w:fill="auto"/>
+            <w:tcMar>
+              <w:top w:w="15" w:type="dxa"/>
+              <w:left w:w="89" w:type="dxa"/>
+              <w:bottom w:w="0" w:type="dxa"/>
+              <w:right w:w="89" w:type="dxa"/>
+            </w:tcMar>
+            <w:hideMark/>
+          </w:tcPr>
+          <w:p>
+            <w:pPr>
+              <w:rPr>
+                <w:sz w:val="36"/>
+                <w:szCs w:val="36"/>
+              </w:rPr>
+            </w:pPr>
             <w:r>
               <w:rPr>
                 <w:rFonts w:ascii="Raleway" w:hAnsi="Raleway"/>
                 <w:b/>
                 <w:bCs/>
                 <w:color w:val="19328E"/>
-                <w:sz w:val="28"/>
-                <w:szCs w:val="28"/>
-              </w:rPr>
-              <w:t xml:space="preserve">Israel </w:t>
+                <w:sz w:val="36"/>
+                <w:szCs w:val="36"/>
+              </w:rPr>
+              <w:t>10:20 AM</w:t>
+            </w:r>
+          </w:p>
+        </w:tc>
+        <w:tc>
+          <w:tcPr>
+            <w:tcW w:w="10616" w:type="dxa"/>
+            <w:tcBorders>
+              <w:top w:val="single" w:sz="8" w:space="0" w:color="000000"/>
+              <w:left w:val="single" w:sz="8" w:space="0" w:color="000000"/>
+              <w:bottom w:val="single" w:sz="8" w:space="0" w:color="000000"/>
+              <w:right w:val="single" w:sz="8" w:space="0" w:color="000000"/>
+            </w:tcBorders>
+            <w:shd w:val="clear" w:color="auto" w:fill="auto"/>
+            <w:tcMar>
+              <w:top w:w="15" w:type="dxa"/>
+              <w:left w:w="89" w:type="dxa"/>
+              <w:bottom w:w="0" w:type="dxa"/>
+              <w:right w:w="89" w:type="dxa"/>
+            </w:tcMar>
+            <w:hideMark/>
+          </w:tcPr>
+          <w:p>
+            <w:pPr>
+              <w:rPr>
+                <w:sz w:val="36"/>
+                <w:szCs w:val="36"/>
+              </w:rPr>
+            </w:pPr>
+            <w:r>
+              <w:rPr>
+                <w:rFonts w:ascii="Raleway" w:eastAsiaTheme="minorEastAsia" w:hAnsi="Raleway"/>
+                <w:color w:val="0E1B4D"/>
+                <w:sz w:val="36"/>
+                <w:szCs w:val="36"/>
+              </w:rPr>
+              <w:t xml:space="preserve">Innovative Use cases of Azure Virtual Network Manager in Landing Zones. </w:t>
             </w:r>
             <w:proofErr w:type="spellStart"/>
+            <w:r>
+              <w:rPr>
+                <w:rFonts w:ascii="Raleway" w:eastAsiaTheme="minorEastAsia" w:hAnsi="Raleway"/>
+                <w:b/>
+                <w:bCs/>
+                <w:color w:val="0E1B4D"/>
+                <w:sz w:val="36"/>
+                <w:szCs w:val="36"/>
+              </w:rPr>
+              <w:t>Santhoshkuma</w:t>
+            </w:r>
+            <w:proofErr w:type="spellEnd"/>
+            <w:r>
+              <w:rPr>
+                <w:rFonts w:ascii="Raleway" w:eastAsiaTheme="minorEastAsia" w:hAnsi="Raleway"/>
+                <w:b/>
+                <w:bCs/>
+                <w:color w:val="0E1B4D"/>
+                <w:sz w:val="36"/>
+                <w:szCs w:val="36"/>
+              </w:rPr>
+              <w:t xml:space="preserve"> Anandakrishnan</w:t>
+            </w:r>
+          </w:p>
+        </w:tc>
+      </w:tr>
+      <w:tr>
+        <w:trPr>
+          <w:trHeight w:val="844"/>
+        </w:trPr>
+        <w:tc>
+          <w:tcPr>
+            <w:tcW w:w="1918" w:type="dxa"/>
+            <w:tcBorders>
+              <w:top w:val="single" w:sz="8" w:space="0" w:color="000000"/>
+              <w:left w:val="single" w:sz="8" w:space="0" w:color="000000"/>
+              <w:bottom w:val="single" w:sz="8" w:space="0" w:color="000000"/>
+              <w:right w:val="single" w:sz="8" w:space="0" w:color="000000"/>
+            </w:tcBorders>
+            <w:shd w:val="clear" w:color="auto" w:fill="auto"/>
+            <w:tcMar>
+              <w:top w:w="15" w:type="dxa"/>
+              <w:left w:w="89" w:type="dxa"/>
+              <w:bottom w:w="0" w:type="dxa"/>
+              <w:right w:w="89" w:type="dxa"/>
+            </w:tcMar>
+            <w:hideMark/>
+          </w:tcPr>
+          <w:p>
+            <w:pPr>
+              <w:rPr>
+                <w:sz w:val="36"/>
+                <w:szCs w:val="36"/>
+              </w:rPr>
+            </w:pPr>
             <w:r>
               <w:rPr>
                 <w:rFonts w:ascii="Raleway" w:hAnsi="Raleway"/>
                 <w:b/>
                 <w:bCs/>
                 <w:color w:val="19328E"/>
-                <w:sz w:val="28"/>
-                <w:szCs w:val="28"/>
-              </w:rPr>
-              <w:t>Orenuga</w:t>
+                <w:sz w:val="36"/>
+                <w:szCs w:val="36"/>
+              </w:rPr>
+              <w:t>11:15 AM</w:t>
+            </w:r>
+          </w:p>
+        </w:tc>
+        <w:tc>
+          <w:tcPr>
+            <w:tcW w:w="10616" w:type="dxa"/>
+            <w:tcBorders>
+              <w:top w:val="single" w:sz="8" w:space="0" w:color="000000"/>
+              <w:left w:val="single" w:sz="8" w:space="0" w:color="000000"/>
+              <w:bottom w:val="single" w:sz="8" w:space="0" w:color="000000"/>
+              <w:right w:val="single" w:sz="8" w:space="0" w:color="000000"/>
+            </w:tcBorders>
+            <w:shd w:val="clear" w:color="auto" w:fill="auto"/>
+            <w:tcMar>
+              <w:top w:w="15" w:type="dxa"/>
+              <w:left w:w="89" w:type="dxa"/>
+              <w:bottom w:w="0" w:type="dxa"/>
+              <w:right w:w="89" w:type="dxa"/>
+            </w:tcMar>
+            <w:hideMark/>
+          </w:tcPr>
+          <w:p>
+            <w:pPr>
+              <w:rPr>
+                <w:sz w:val="36"/>
+                <w:szCs w:val="36"/>
+              </w:rPr>
+            </w:pPr>
+            <w:r>
+              <w:rPr>
+                <w:rFonts w:ascii="Raleway" w:eastAsiaTheme="minorEastAsia" w:hAnsi="Raleway"/>
+                <w:color w:val="0E1B4D"/>
+                <w:sz w:val="36"/>
+                <w:szCs w:val="36"/>
+              </w:rPr>
+              <w:t xml:space="preserve">Microsoft Dev Box - Let's Get Started with Team Customizations </w:t>
+            </w:r>
+            <w:r>
+              <w:rPr>
+                <w:rFonts w:ascii="Raleway" w:eastAsiaTheme="minorEastAsia" w:hAnsi="Raleway"/>
+                <w:b/>
+                <w:bCs/>
+                <w:color w:val="0E1B4D"/>
+                <w:sz w:val="36"/>
+                <w:szCs w:val="36"/>
+              </w:rPr>
+              <w:t>Dylan McCarthy</w:t>
+            </w:r>
+          </w:p>
+        </w:tc>
+      </w:tr>
+      <w:tr>
+        <w:trPr>
+          <w:trHeight w:val="858"/>
+        </w:trPr>
+        <w:tc>
+          <w:tcPr>
+            <w:tcW w:w="1918" w:type="dxa"/>
+            <w:tcBorders>
+              <w:top w:val="single" w:sz="8" w:space="0" w:color="000000"/>
+              <w:left w:val="single" w:sz="8" w:space="0" w:color="000000"/>
+              <w:bottom w:val="single" w:sz="8" w:space="0" w:color="000000"/>
+              <w:right w:val="single" w:sz="8" w:space="0" w:color="000000"/>
+            </w:tcBorders>
+            <w:shd w:val="clear" w:color="auto" w:fill="auto"/>
+            <w:tcMar>
+              <w:top w:w="15" w:type="dxa"/>
+              <w:left w:w="89" w:type="dxa"/>
+              <w:bottom w:w="0" w:type="dxa"/>
+              <w:right w:w="89" w:type="dxa"/>
+            </w:tcMar>
+            <w:hideMark/>
+          </w:tcPr>
+          <w:p>
+            <w:pPr>
+              <w:rPr>
+                <w:sz w:val="36"/>
+                <w:szCs w:val="36"/>
+              </w:rPr>
+            </w:pPr>
+            <w:r>
+              <w:rPr>
+                <w:rFonts w:ascii="Raleway" w:hAnsi="Raleway"/>
+                <w:b/>
+                <w:bCs/>
+                <w:color w:val="19328E"/>
+                <w:sz w:val="36"/>
+                <w:szCs w:val="36"/>
+              </w:rPr>
+              <w:t>12:00 PM – 1:30PM</w:t>
+            </w:r>
+          </w:p>
+        </w:tc>
+        <w:tc>
+          <w:tcPr>
+            <w:tcW w:w="10616" w:type="dxa"/>
+            <w:tcBorders>
+              <w:top w:val="single" w:sz="8" w:space="0" w:color="000000"/>
+              <w:left w:val="single" w:sz="8" w:space="0" w:color="000000"/>
+              <w:bottom w:val="single" w:sz="8" w:space="0" w:color="000000"/>
+              <w:right w:val="single" w:sz="8" w:space="0" w:color="000000"/>
+            </w:tcBorders>
+            <w:shd w:val="clear" w:color="auto" w:fill="auto"/>
+            <w:tcMar>
+              <w:top w:w="15" w:type="dxa"/>
+              <w:left w:w="89" w:type="dxa"/>
+              <w:bottom w:w="0" w:type="dxa"/>
+              <w:right w:w="89" w:type="dxa"/>
+            </w:tcMar>
+            <w:hideMark/>
+          </w:tcPr>
+          <w:p>
+            <w:pPr>
+              <w:rPr>
+                <w:sz w:val="36"/>
+                <w:szCs w:val="36"/>
+              </w:rPr>
+            </w:pPr>
+            <w:r>
+              <w:rPr>
+                <w:rFonts w:ascii="Raleway" w:eastAsiaTheme="minorEastAsia" w:hAnsi="Raleway"/>
+                <w:color w:val="0E1B4D"/>
+                <w:sz w:val="36"/>
+                <w:szCs w:val="36"/>
+              </w:rPr>
+              <w:t>Lunch &amp; Sponsor Sessions on Level 5</w:t>
+            </w:r>
+          </w:p>
+        </w:tc>
+      </w:tr>
+      <w:tr>
+        <w:trPr>
+          <w:trHeight w:val="644"/>
+        </w:trPr>
+        <w:tc>
+          <w:tcPr>
+            <w:tcW w:w="1918" w:type="dxa"/>
+            <w:tcBorders>
+              <w:top w:val="single" w:sz="8" w:space="0" w:color="000000"/>
+              <w:left w:val="single" w:sz="8" w:space="0" w:color="000000"/>
+              <w:bottom w:val="single" w:sz="8" w:space="0" w:color="000000"/>
+              <w:right w:val="single" w:sz="8" w:space="0" w:color="000000"/>
+            </w:tcBorders>
+            <w:shd w:val="clear" w:color="auto" w:fill="auto"/>
+            <w:tcMar>
+              <w:top w:w="15" w:type="dxa"/>
+              <w:left w:w="89" w:type="dxa"/>
+              <w:bottom w:w="0" w:type="dxa"/>
+              <w:right w:w="89" w:type="dxa"/>
+            </w:tcMar>
+            <w:hideMark/>
+          </w:tcPr>
+          <w:p>
+            <w:pPr>
+              <w:rPr>
+                <w:sz w:val="36"/>
+                <w:szCs w:val="36"/>
+              </w:rPr>
+            </w:pPr>
+            <w:r>
+              <w:rPr>
+                <w:rFonts w:ascii="Raleway" w:hAnsi="Raleway"/>
+                <w:b/>
+                <w:bCs/>
+                <w:color w:val="19328E"/>
+                <w:sz w:val="36"/>
+                <w:szCs w:val="36"/>
+              </w:rPr>
+              <w:t>1:40 PM</w:t>
+            </w:r>
+          </w:p>
+        </w:tc>
+        <w:tc>
+          <w:tcPr>
+            <w:tcW w:w="10616" w:type="dxa"/>
+            <w:tcBorders>
+              <w:top w:val="single" w:sz="8" w:space="0" w:color="000000"/>
+              <w:left w:val="single" w:sz="8" w:space="0" w:color="000000"/>
+              <w:bottom w:val="single" w:sz="8" w:space="0" w:color="000000"/>
+              <w:right w:val="single" w:sz="8" w:space="0" w:color="000000"/>
+            </w:tcBorders>
+            <w:shd w:val="clear" w:color="auto" w:fill="auto"/>
+            <w:tcMar>
+              <w:top w:w="15" w:type="dxa"/>
+              <w:left w:w="89" w:type="dxa"/>
+              <w:bottom w:w="0" w:type="dxa"/>
+              <w:right w:w="89" w:type="dxa"/>
+            </w:tcMar>
+            <w:hideMark/>
+          </w:tcPr>
+          <w:p>
+            <w:pPr>
+              <w:rPr>
+                <w:sz w:val="36"/>
+                <w:szCs w:val="36"/>
+              </w:rPr>
+            </w:pPr>
+            <w:r>
+              <w:rPr>
+                <w:rFonts w:ascii="Raleway" w:eastAsiaTheme="minorEastAsia" w:hAnsi="Raleway"/>
+                <w:color w:val="0E1B4D"/>
+                <w:sz w:val="36"/>
+                <w:szCs w:val="36"/>
+              </w:rPr>
+              <w:t xml:space="preserve">Importance of evaluating Gen AI security and safety guardrails </w:t>
+            </w:r>
+            <w:r>
+              <w:rPr>
+                <w:rFonts w:ascii="Raleway" w:eastAsiaTheme="minorEastAsia" w:hAnsi="Raleway"/>
+                <w:b/>
+                <w:bCs/>
+                <w:color w:val="0E1B4D"/>
+                <w:sz w:val="36"/>
+                <w:szCs w:val="36"/>
+              </w:rPr>
+              <w:t>Yogi Srivastava</w:t>
+            </w:r>
+          </w:p>
+        </w:tc>
+      </w:tr>
+      <w:tr>
+        <w:trPr>
+          <w:trHeight w:val="858"/>
+        </w:trPr>
+        <w:tc>
+          <w:tcPr>
+            <w:tcW w:w="1918" w:type="dxa"/>
+            <w:tcBorders>
+              <w:top w:val="single" w:sz="8" w:space="0" w:color="000000"/>
+              <w:left w:val="single" w:sz="8" w:space="0" w:color="000000"/>
+              <w:bottom w:val="single" w:sz="8" w:space="0" w:color="000000"/>
+              <w:right w:val="single" w:sz="8" w:space="0" w:color="000000"/>
+            </w:tcBorders>
+            <w:shd w:val="clear" w:color="auto" w:fill="auto"/>
+            <w:tcMar>
+              <w:top w:w="15" w:type="dxa"/>
+              <w:left w:w="89" w:type="dxa"/>
+              <w:bottom w:w="0" w:type="dxa"/>
+              <w:right w:w="89" w:type="dxa"/>
+            </w:tcMar>
+            <w:hideMark/>
+          </w:tcPr>
+          <w:p>
+            <w:pPr>
+              <w:rPr>
+                <w:sz w:val="36"/>
+                <w:szCs w:val="36"/>
+              </w:rPr>
+            </w:pPr>
+            <w:r>
+              <w:rPr>
+                <w:rFonts w:ascii="Raleway" w:hAnsi="Raleway"/>
+                <w:b/>
+                <w:bCs/>
+                <w:color w:val="19328E"/>
+                <w:sz w:val="36"/>
+                <w:szCs w:val="36"/>
+              </w:rPr>
+              <w:t>2:25 PM</w:t>
+            </w:r>
+          </w:p>
+        </w:tc>
+        <w:tc>
+          <w:tcPr>
+            <w:tcW w:w="10616" w:type="dxa"/>
+            <w:tcBorders>
+              <w:top w:val="single" w:sz="8" w:space="0" w:color="000000"/>
+              <w:left w:val="single" w:sz="8" w:space="0" w:color="000000"/>
+              <w:bottom w:val="single" w:sz="8" w:space="0" w:color="000000"/>
+              <w:right w:val="single" w:sz="8" w:space="0" w:color="000000"/>
+            </w:tcBorders>
+            <w:shd w:val="clear" w:color="auto" w:fill="auto"/>
+            <w:tcMar>
+              <w:top w:w="15" w:type="dxa"/>
+              <w:left w:w="89" w:type="dxa"/>
+              <w:bottom w:w="0" w:type="dxa"/>
+              <w:right w:w="89" w:type="dxa"/>
+            </w:tcMar>
+            <w:hideMark/>
+          </w:tcPr>
+          <w:p>
+            <w:pPr>
+              <w:rPr>
+                <w:sz w:val="36"/>
+                <w:szCs w:val="36"/>
+              </w:rPr>
+            </w:pPr>
+            <w:r>
+              <w:rPr>
+                <w:rFonts w:ascii="Raleway" w:eastAsiaTheme="minorEastAsia" w:hAnsi="Raleway"/>
+                <w:color w:val="0E1B4D"/>
+                <w:sz w:val="36"/>
+                <w:szCs w:val="36"/>
+              </w:rPr>
+              <w:t xml:space="preserve">Network Security for AI Design: The Good, The Bad and </w:t>
+            </w:r>
+            <w:proofErr w:type="gramStart"/>
+            <w:r>
+              <w:rPr>
+                <w:rFonts w:ascii="Raleway" w:eastAsiaTheme="minorEastAsia" w:hAnsi="Raleway"/>
+                <w:color w:val="0E1B4D"/>
+                <w:sz w:val="36"/>
+                <w:szCs w:val="36"/>
+              </w:rPr>
+              <w:t>The</w:t>
+            </w:r>
+            <w:proofErr w:type="gramEnd"/>
+            <w:r>
+              <w:rPr>
+                <w:rFonts w:ascii="Raleway" w:eastAsiaTheme="minorEastAsia" w:hAnsi="Raleway"/>
+                <w:color w:val="0E1B4D"/>
+                <w:sz w:val="36"/>
+                <w:szCs w:val="36"/>
+              </w:rPr>
+              <w:t xml:space="preserve"> ugly </w:t>
+            </w:r>
+            <w:r>
+              <w:rPr>
+                <w:rFonts w:ascii="Raleway" w:eastAsiaTheme="minorEastAsia" w:hAnsi="Raleway"/>
+                <w:b/>
+                <w:bCs/>
+                <w:color w:val="0E1B4D"/>
+                <w:sz w:val="36"/>
+                <w:szCs w:val="36"/>
+              </w:rPr>
+              <w:t>Amit Khatri</w:t>
+            </w:r>
+          </w:p>
+        </w:tc>
+      </w:tr>
+      <w:tr>
+        <w:trPr>
+          <w:trHeight w:val="930"/>
+        </w:trPr>
+        <w:tc>
+          <w:tcPr>
+            <w:tcW w:w="1918" w:type="dxa"/>
+            <w:tcBorders>
+              <w:top w:val="single" w:sz="8" w:space="0" w:color="000000"/>
+              <w:left w:val="single" w:sz="8" w:space="0" w:color="000000"/>
+              <w:bottom w:val="single" w:sz="8" w:space="0" w:color="000000"/>
+              <w:right w:val="single" w:sz="8" w:space="0" w:color="000000"/>
+            </w:tcBorders>
+            <w:shd w:val="clear" w:color="auto" w:fill="auto"/>
+            <w:tcMar>
+              <w:top w:w="15" w:type="dxa"/>
+              <w:left w:w="89" w:type="dxa"/>
+              <w:bottom w:w="0" w:type="dxa"/>
+              <w:right w:w="89" w:type="dxa"/>
+            </w:tcMar>
+            <w:hideMark/>
+          </w:tcPr>
+          <w:p>
+            <w:pPr>
+              <w:rPr>
+                <w:sz w:val="36"/>
+                <w:szCs w:val="36"/>
+              </w:rPr>
+            </w:pPr>
+            <w:r>
+              <w:rPr>
+                <w:rFonts w:ascii="Raleway" w:hAnsi="Raleway"/>
+                <w:b/>
+                <w:bCs/>
+                <w:color w:val="19328E"/>
+                <w:sz w:val="36"/>
+                <w:szCs w:val="36"/>
+              </w:rPr>
+              <w:t>3:10 PM</w:t>
+            </w:r>
+          </w:p>
+        </w:tc>
+        <w:tc>
+          <w:tcPr>
+            <w:tcW w:w="10616" w:type="dxa"/>
+            <w:tcBorders>
+              <w:top w:val="single" w:sz="8" w:space="0" w:color="000000"/>
+              <w:left w:val="single" w:sz="8" w:space="0" w:color="000000"/>
+              <w:bottom w:val="single" w:sz="8" w:space="0" w:color="000000"/>
+              <w:right w:val="single" w:sz="8" w:space="0" w:color="000000"/>
+            </w:tcBorders>
+            <w:shd w:val="clear" w:color="auto" w:fill="auto"/>
+            <w:tcMar>
+              <w:top w:w="15" w:type="dxa"/>
+              <w:left w:w="89" w:type="dxa"/>
+              <w:bottom w:w="0" w:type="dxa"/>
+              <w:right w:w="89" w:type="dxa"/>
+            </w:tcMar>
+            <w:hideMark/>
+          </w:tcPr>
+          <w:p>
+            <w:pPr>
+              <w:rPr>
+                <w:sz w:val="36"/>
+                <w:szCs w:val="36"/>
+              </w:rPr>
+            </w:pPr>
+            <w:r>
+              <w:rPr>
+                <w:rFonts w:ascii="Raleway" w:eastAsiaTheme="minorEastAsia" w:hAnsi="Raleway"/>
+                <w:color w:val="0E1B4D"/>
+                <w:sz w:val="36"/>
+                <w:szCs w:val="36"/>
+              </w:rPr>
+              <w:t>Afternoon Tea on Level 5</w:t>
+            </w:r>
+          </w:p>
+        </w:tc>
+      </w:tr>
+      <w:tr>
+        <w:trPr>
+          <w:trHeight w:val="891"/>
+        </w:trPr>
+        <w:tc>
+          <w:tcPr>
+            <w:tcW w:w="1918" w:type="dxa"/>
+            <w:tcBorders>
+              <w:top w:val="single" w:sz="8" w:space="0" w:color="000000"/>
+              <w:left w:val="single" w:sz="8" w:space="0" w:color="000000"/>
+              <w:bottom w:val="single" w:sz="8" w:space="0" w:color="000000"/>
+              <w:right w:val="single" w:sz="8" w:space="0" w:color="000000"/>
+            </w:tcBorders>
+            <w:shd w:val="clear" w:color="auto" w:fill="auto"/>
+            <w:tcMar>
+              <w:top w:w="15" w:type="dxa"/>
+              <w:left w:w="89" w:type="dxa"/>
+              <w:bottom w:w="0" w:type="dxa"/>
+              <w:right w:w="89" w:type="dxa"/>
+            </w:tcMar>
+            <w:hideMark/>
+          </w:tcPr>
+          <w:p>
+            <w:pPr>
+              <w:rPr>
+                <w:sz w:val="36"/>
+                <w:szCs w:val="36"/>
+              </w:rPr>
+            </w:pPr>
+            <w:r>
+              <w:rPr>
+                <w:rFonts w:ascii="Raleway" w:hAnsi="Raleway"/>
+                <w:b/>
+                <w:bCs/>
+                <w:color w:val="19328E"/>
+                <w:sz w:val="36"/>
+                <w:szCs w:val="36"/>
+              </w:rPr>
+              <w:t>3:30 PM</w:t>
+            </w:r>
+          </w:p>
+        </w:tc>
+        <w:tc>
+          <w:tcPr>
+            <w:tcW w:w="10616" w:type="dxa"/>
+            <w:tcBorders>
+              <w:top w:val="single" w:sz="8" w:space="0" w:color="000000"/>
+              <w:left w:val="single" w:sz="8" w:space="0" w:color="000000"/>
+              <w:bottom w:val="single" w:sz="8" w:space="0" w:color="000000"/>
+              <w:right w:val="single" w:sz="8" w:space="0" w:color="000000"/>
+            </w:tcBorders>
+            <w:shd w:val="clear" w:color="auto" w:fill="auto"/>
+            <w:tcMar>
+              <w:top w:w="15" w:type="dxa"/>
+              <w:left w:w="89" w:type="dxa"/>
+              <w:bottom w:w="0" w:type="dxa"/>
+              <w:right w:w="89" w:type="dxa"/>
+            </w:tcMar>
+            <w:hideMark/>
+          </w:tcPr>
+          <w:p>
+            <w:pPr>
+              <w:rPr>
+                <w:sz w:val="36"/>
+                <w:szCs w:val="36"/>
+              </w:rPr>
+            </w:pPr>
+            <w:r>
+              <w:rPr>
+                <w:rFonts w:ascii="Raleway" w:eastAsiaTheme="minorEastAsia" w:hAnsi="Raleway"/>
+                <w:color w:val="0E1B4D"/>
+                <w:sz w:val="36"/>
+                <w:szCs w:val="36"/>
+              </w:rPr>
+              <w:t xml:space="preserve">You use App Insights Right? Right? </w:t>
+            </w:r>
+            <w:r>
+              <w:rPr>
+                <w:rFonts w:ascii="Raleway" w:eastAsiaTheme="minorEastAsia" w:hAnsi="Raleway"/>
+                <w:b/>
+                <w:bCs/>
+                <w:color w:val="0E1B4D"/>
+                <w:sz w:val="36"/>
+                <w:szCs w:val="36"/>
+              </w:rPr>
+              <w:t xml:space="preserve">Bron </w:t>
+            </w:r>
+            <w:proofErr w:type="spellStart"/>
+            <w:r>
+              <w:rPr>
+                <w:rFonts w:ascii="Raleway" w:eastAsiaTheme="minorEastAsia" w:hAnsi="Raleway"/>
+                <w:b/>
+                <w:bCs/>
+                <w:color w:val="0E1B4D"/>
+                <w:sz w:val="36"/>
+                <w:szCs w:val="36"/>
+              </w:rPr>
+              <w:t>Thulke</w:t>
             </w:r>
             <w:proofErr w:type="spellEnd"/>
           </w:p>
         </w:tc>
       </w:tr>
       <w:tr>
+        <w:trPr>
+          <w:trHeight w:val="411"/>
+        </w:trPr>
         <w:tc>
           <w:tcPr>
-            <w:tcW w:w="1413" w:type="dxa"/>
+            <w:tcW w:w="1918" w:type="dxa"/>
+            <w:tcBorders>
+              <w:top w:val="single" w:sz="8" w:space="0" w:color="000000"/>
+              <w:left w:val="single" w:sz="8" w:space="0" w:color="000000"/>
+              <w:bottom w:val="single" w:sz="8" w:space="0" w:color="000000"/>
+              <w:right w:val="single" w:sz="8" w:space="0" w:color="000000"/>
+            </w:tcBorders>
+            <w:shd w:val="clear" w:color="auto" w:fill="auto"/>
+            <w:tcMar>
+              <w:top w:w="15" w:type="dxa"/>
+              <w:left w:w="89" w:type="dxa"/>
+              <w:bottom w:w="0" w:type="dxa"/>
+              <w:right w:w="89" w:type="dxa"/>
+            </w:tcMar>
+            <w:hideMark/>
           </w:tcPr>
           <w:p>
             <w:pPr>
               <w:rPr>
-                <w:rFonts w:ascii="Raleway" w:eastAsiaTheme="majorEastAsia" w:hAnsi="Raleway" w:cstheme="majorBidi"/>
+                <w:sz w:val="36"/>
+                <w:szCs w:val="36"/>
+              </w:rPr>
+            </w:pPr>
+            <w:r>
+              <w:rPr>
+                <w:rFonts w:ascii="Raleway" w:hAnsi="Raleway"/>
                 <w:b/>
                 <w:bCs/>
                 <w:color w:val="19328E"/>
-                <w:sz w:val="28"/>
-                <w:szCs w:val="28"/>
-              </w:rPr>
-            </w:pPr>
-            <w:r>
-              <w:rPr>
-                <w:rFonts w:ascii="Raleway" w:eastAsiaTheme="majorEastAsia" w:hAnsi="Raleway" w:cstheme="majorBidi"/>
-                <w:b/>
-                <w:bCs/>
-                <w:color w:val="19328E"/>
-                <w:sz w:val="28"/>
-                <w:szCs w:val="28"/>
-              </w:rPr>
-              <w:t>10:30 AM</w:t>
+                <w:sz w:val="36"/>
+                <w:szCs w:val="36"/>
+              </w:rPr>
+              <w:t>4:10 PM</w:t>
             </w:r>
           </w:p>
         </w:tc>
         <w:tc>
           <w:tcPr>
-            <w:tcW w:w="7796" w:type="dxa"/>
+            <w:tcW w:w="10616" w:type="dxa"/>
+            <w:tcBorders>
+              <w:top w:val="single" w:sz="8" w:space="0" w:color="000000"/>
+              <w:left w:val="single" w:sz="8" w:space="0" w:color="000000"/>
+              <w:bottom w:val="single" w:sz="8" w:space="0" w:color="000000"/>
+              <w:right w:val="single" w:sz="8" w:space="0" w:color="000000"/>
+            </w:tcBorders>
+            <w:shd w:val="clear" w:color="auto" w:fill="auto"/>
+            <w:tcMar>
+              <w:top w:w="15" w:type="dxa"/>
+              <w:left w:w="89" w:type="dxa"/>
+              <w:bottom w:w="0" w:type="dxa"/>
+              <w:right w:w="89" w:type="dxa"/>
+            </w:tcMar>
+            <w:hideMark/>
           </w:tcPr>
           <w:p>
             <w:pPr>
-              <w:pStyle w:val="Heading4"/>
-              <w:shd w:val="clear" w:color="auto" w:fill="FFFFFF"/>
-              <w:spacing w:before="0" w:after="75"/>
-              <w:rPr>
-                <w:rFonts w:ascii="Raleway" w:hAnsi="Raleway"/>
+              <w:rPr>
+                <w:sz w:val="36"/>
+                <w:szCs w:val="36"/>
+              </w:rPr>
+            </w:pPr>
+            <w:r>
+              <w:rPr>
+                <w:rFonts w:ascii="Raleway" w:eastAsiaTheme="minorEastAsia" w:hAnsi="Raleway"/>
                 <w:color w:val="0E1B4D"/>
-                <w:sz w:val="28"/>
-                <w:szCs w:val="28"/>
-              </w:rPr>
-            </w:pPr>
-            <w:r>
-              <w:rPr>
-                <w:rFonts w:ascii="Raleway" w:hAnsi="Raleway"/>
-                <w:color w:val="0E1B4D"/>
-                <w:sz w:val="28"/>
-                <w:szCs w:val="28"/>
-                <w:shd w:val="clear" w:color="auto" w:fill="FFFFFF"/>
-              </w:rPr>
-              <w:t>Zero to Hero - Prompt Engineering for Dummies</w:t>
-            </w:r>
-            <w:r>
-              <w:rPr>
-                <w:rFonts w:ascii="Raleway" w:hAnsi="Raleway"/>
+                <w:sz w:val="36"/>
+                <w:szCs w:val="36"/>
+              </w:rPr>
+              <w:t xml:space="preserve">API Management in the AI era </w:t>
+            </w:r>
+            <w:r>
+              <w:rPr>
+                <w:rFonts w:ascii="Raleway" w:eastAsiaTheme="minorEastAsia" w:hAnsi="Raleway"/>
                 <w:b/>
                 <w:bCs/>
                 <w:color w:val="0E1B4D"/>
-                <w:sz w:val="28"/>
-                <w:szCs w:val="28"/>
-                <w:shd w:val="clear" w:color="auto" w:fill="FFFFFF"/>
-              </w:rPr>
-              <w:t> </w:t>
-            </w:r>
+                <w:sz w:val="36"/>
+                <w:szCs w:val="36"/>
+              </w:rPr>
+              <w:t>Nilesh Gule</w:t>
+            </w:r>
+          </w:p>
+        </w:tc>
+      </w:tr>
+      <w:tr>
+        <w:trPr>
+          <w:trHeight w:val="607"/>
+        </w:trPr>
+        <w:tc>
+          <w:tcPr>
+            <w:tcW w:w="1918" w:type="dxa"/>
+            <w:tcBorders>
+              <w:top w:val="single" w:sz="8" w:space="0" w:color="000000"/>
+              <w:left w:val="single" w:sz="8" w:space="0" w:color="000000"/>
+              <w:bottom w:val="single" w:sz="8" w:space="0" w:color="000000"/>
+              <w:right w:val="single" w:sz="8" w:space="0" w:color="000000"/>
+            </w:tcBorders>
+            <w:shd w:val="clear" w:color="auto" w:fill="auto"/>
+            <w:tcMar>
+              <w:top w:w="15" w:type="dxa"/>
+              <w:left w:w="89" w:type="dxa"/>
+              <w:bottom w:w="0" w:type="dxa"/>
+              <w:right w:w="89" w:type="dxa"/>
+            </w:tcMar>
+            <w:hideMark/>
+          </w:tcPr>
+          <w:p>
+            <w:pPr>
+              <w:rPr>
+                <w:sz w:val="36"/>
+                <w:szCs w:val="36"/>
+              </w:rPr>
+            </w:pPr>
             <w:r>
               <w:rPr>
                 <w:rFonts w:ascii="Raleway" w:hAnsi="Raleway"/>
                 <w:b/>
                 <w:bCs/>
                 <w:color w:val="19328E"/>
-                <w:sz w:val="28"/>
-                <w:szCs w:val="28"/>
-                <w:shd w:val="clear" w:color="auto" w:fill="FFFFFF"/>
-              </w:rPr>
-              <w:t>James Westall</w:t>
-            </w:r>
-          </w:p>
-        </w:tc>
-      </w:tr>
-      <w:tr>
-        <w:tc>
-          <w:tcPr>
-            <w:tcW w:w="1413" w:type="dxa"/>
-          </w:tcPr>
-          <w:p>
-            <w:pPr>
-              <w:rPr>
-                <w:rFonts w:ascii="Raleway" w:eastAsiaTheme="majorEastAsia" w:hAnsi="Raleway" w:cstheme="majorBidi"/>
-                <w:b/>
-                <w:bCs/>
-                <w:color w:val="19328E"/>
-                <w:sz w:val="28"/>
-                <w:szCs w:val="28"/>
-              </w:rPr>
-            </w:pPr>
-            <w:r>
-              <w:rPr>
-                <w:rFonts w:ascii="Raleway" w:eastAsiaTheme="majorEastAsia" w:hAnsi="Raleway" w:cstheme="majorBidi"/>
-                <w:b/>
-                <w:bCs/>
-                <w:color w:val="19328E"/>
-                <w:sz w:val="28"/>
-                <w:szCs w:val="28"/>
-              </w:rPr>
-              <w:t>11:30 AM</w:t>
+                <w:sz w:val="36"/>
+                <w:szCs w:val="36"/>
+              </w:rPr>
+              <w:t>5:00PM</w:t>
             </w:r>
           </w:p>
         </w:tc>
         <w:tc>
           <w:tcPr>
-            <w:tcW w:w="7796" w:type="dxa"/>
+            <w:tcW w:w="10616" w:type="dxa"/>
+            <w:tcBorders>
+              <w:top w:val="single" w:sz="8" w:space="0" w:color="000000"/>
+              <w:left w:val="single" w:sz="8" w:space="0" w:color="000000"/>
+              <w:bottom w:val="single" w:sz="8" w:space="0" w:color="000000"/>
+              <w:right w:val="single" w:sz="8" w:space="0" w:color="000000"/>
+            </w:tcBorders>
+            <w:shd w:val="clear" w:color="auto" w:fill="auto"/>
+            <w:tcMar>
+              <w:top w:w="15" w:type="dxa"/>
+              <w:left w:w="89" w:type="dxa"/>
+              <w:bottom w:w="0" w:type="dxa"/>
+              <w:right w:w="89" w:type="dxa"/>
+            </w:tcMar>
+            <w:hideMark/>
           </w:tcPr>
           <w:p>
             <w:pPr>
-              <w:pStyle w:val="Heading4"/>
-              <w:shd w:val="clear" w:color="auto" w:fill="FFFFFF"/>
-              <w:spacing w:before="0" w:after="75"/>
-              <w:rPr>
-                <w:rFonts w:ascii="Raleway" w:hAnsi="Raleway"/>
+              <w:rPr>
+                <w:sz w:val="36"/>
+                <w:szCs w:val="36"/>
+              </w:rPr>
+            </w:pPr>
+            <w:r>
+              <w:rPr>
+                <w:rFonts w:ascii="Raleway" w:eastAsiaTheme="minorEastAsia" w:hAnsi="Raleway"/>
                 <w:color w:val="0E1B4D"/>
-                <w:sz w:val="28"/>
-                <w:szCs w:val="28"/>
-              </w:rPr>
-            </w:pPr>
-            <w:r>
-              <w:rPr>
-                <w:rFonts w:ascii="Raleway" w:hAnsi="Raleway"/>
-                <w:color w:val="0E1B4D"/>
-                <w:sz w:val="28"/>
-                <w:szCs w:val="28"/>
-              </w:rPr>
-              <w:t xml:space="preserve">AI at Your Fingertips: Decoding the Future with GitHub </w:t>
-            </w:r>
-            <w:proofErr w:type="spellStart"/>
-            <w:r>
-              <w:rPr>
-                <w:rFonts w:ascii="Raleway" w:hAnsi="Raleway"/>
-                <w:color w:val="0E1B4D"/>
-                <w:sz w:val="28"/>
-                <w:szCs w:val="28"/>
-              </w:rPr>
-              <w:t>Copilot</w:t>
-            </w:r>
-            <w:proofErr w:type="spellEnd"/>
-            <w:r>
-              <w:rPr>
-                <w:rFonts w:ascii="Raleway" w:hAnsi="Raleway"/>
-                <w:color w:val="0E1B4D"/>
-                <w:sz w:val="28"/>
-                <w:szCs w:val="28"/>
-              </w:rPr>
-              <w:t> </w:t>
-            </w:r>
-            <w:r>
-              <w:rPr>
-                <w:rFonts w:ascii="Raleway" w:hAnsi="Raleway"/>
-                <w:b/>
-                <w:bCs/>
-                <w:color w:val="19328E"/>
-                <w:sz w:val="28"/>
-                <w:szCs w:val="28"/>
-              </w:rPr>
-              <w:t>Lachlan Wright</w:t>
-            </w:r>
-          </w:p>
-        </w:tc>
-      </w:tr>
-      <w:tr>
-        <w:tc>
-          <w:tcPr>
-            <w:tcW w:w="1413" w:type="dxa"/>
-          </w:tcPr>
-          <w:p>
-            <w:pPr>
-              <w:rPr>
-                <w:rFonts w:ascii="Raleway" w:eastAsiaTheme="majorEastAsia" w:hAnsi="Raleway" w:cstheme="majorBidi"/>
-                <w:b/>
-                <w:bCs/>
-                <w:color w:val="19328E"/>
-                <w:sz w:val="28"/>
-                <w:szCs w:val="28"/>
-              </w:rPr>
-            </w:pPr>
-            <w:r>
-              <w:rPr>
-                <w:rFonts w:ascii="Raleway" w:eastAsiaTheme="majorEastAsia" w:hAnsi="Raleway" w:cstheme="majorBidi"/>
-                <w:b/>
-                <w:bCs/>
-                <w:color w:val="19328E"/>
-                <w:sz w:val="28"/>
-                <w:szCs w:val="28"/>
-              </w:rPr>
-              <w:t>12:30 PM</w:t>
-            </w:r>
-          </w:p>
-        </w:tc>
-        <w:tc>
-          <w:tcPr>
-            <w:tcW w:w="7796" w:type="dxa"/>
-          </w:tcPr>
-          <w:p>
-            <w:pPr>
-              <w:rPr>
-                <w:rFonts w:ascii="Raleway" w:hAnsi="Raleway"/>
-                <w:i/>
-                <w:iCs/>
-                <w:sz w:val="28"/>
-                <w:szCs w:val="28"/>
-              </w:rPr>
-            </w:pPr>
-            <w:r>
-              <w:rPr>
-                <w:rFonts w:ascii="Raleway" w:eastAsiaTheme="majorEastAsia" w:hAnsi="Raleway" w:cstheme="majorBidi"/>
-                <w:i/>
-                <w:iCs/>
-                <w:color w:val="0E1B4D"/>
-                <w:sz w:val="28"/>
-                <w:szCs w:val="28"/>
-              </w:rPr>
-              <w:t xml:space="preserve">Lunch </w:t>
-            </w:r>
-            <w:r>
-              <w:rPr>
-                <w:rFonts w:ascii="Raleway" w:eastAsiaTheme="majorEastAsia" w:hAnsi="Raleway" w:cstheme="majorBidi"/>
-                <w:i/>
-                <w:iCs/>
-                <w:color w:val="0E1B4D"/>
-                <w:sz w:val="28"/>
-                <w:szCs w:val="28"/>
-              </w:rPr>
-              <w:t>on Level 5</w:t>
-            </w:r>
-          </w:p>
-        </w:tc>
-      </w:tr>
-      <w:tr>
-        <w:tc>
-          <w:tcPr>
-            <w:tcW w:w="1413" w:type="dxa"/>
-          </w:tcPr>
-          <w:p>
-            <w:pPr>
-              <w:rPr>
-                <w:rFonts w:ascii="Raleway" w:eastAsiaTheme="majorEastAsia" w:hAnsi="Raleway" w:cstheme="majorBidi"/>
-                <w:b/>
-                <w:bCs/>
-                <w:color w:val="19328E"/>
-                <w:sz w:val="28"/>
-                <w:szCs w:val="28"/>
-              </w:rPr>
-            </w:pPr>
-            <w:r>
-              <w:rPr>
-                <w:rFonts w:ascii="Raleway" w:eastAsiaTheme="majorEastAsia" w:hAnsi="Raleway" w:cstheme="majorBidi"/>
-                <w:b/>
-                <w:bCs/>
-                <w:color w:val="19328E"/>
-                <w:sz w:val="28"/>
-                <w:szCs w:val="28"/>
-              </w:rPr>
-              <w:t>1:30 PM</w:t>
-            </w:r>
-          </w:p>
-        </w:tc>
-        <w:tc>
-          <w:tcPr>
-            <w:tcW w:w="7796" w:type="dxa"/>
-          </w:tcPr>
-          <w:p>
-            <w:pPr>
-              <w:pStyle w:val="Heading4"/>
-              <w:shd w:val="clear" w:color="auto" w:fill="FFFFFF"/>
-              <w:spacing w:before="0" w:after="75"/>
-              <w:rPr>
-                <w:rFonts w:ascii="Raleway" w:hAnsi="Raleway"/>
-                <w:color w:val="0E1B4D"/>
-                <w:sz w:val="28"/>
-                <w:szCs w:val="28"/>
-              </w:rPr>
-            </w:pPr>
-            <w:r>
-              <w:rPr>
-                <w:rFonts w:ascii="Raleway" w:hAnsi="Raleway"/>
-                <w:color w:val="0E1B4D"/>
-                <w:sz w:val="28"/>
-                <w:szCs w:val="28"/>
-                <w:shd w:val="clear" w:color="auto" w:fill="FFFFFF"/>
-              </w:rPr>
-              <w:t>Platform Engineering vs DevOps </w:t>
-            </w:r>
-            <w:r>
-              <w:rPr>
-                <w:rFonts w:ascii="Raleway" w:hAnsi="Raleway"/>
-                <w:b/>
-                <w:bCs/>
-                <w:color w:val="19328E"/>
-                <w:sz w:val="28"/>
-                <w:szCs w:val="28"/>
-                <w:shd w:val="clear" w:color="auto" w:fill="FFFFFF"/>
-              </w:rPr>
-              <w:t>Dylan McCarthy</w:t>
-            </w:r>
-          </w:p>
-        </w:tc>
-      </w:tr>
-      <w:tr>
-        <w:tc>
-          <w:tcPr>
-            <w:tcW w:w="1413" w:type="dxa"/>
-          </w:tcPr>
-          <w:p>
-            <w:pPr>
-              <w:rPr>
-                <w:rFonts w:ascii="Raleway" w:eastAsiaTheme="majorEastAsia" w:hAnsi="Raleway" w:cstheme="majorBidi"/>
-                <w:b/>
-                <w:bCs/>
-                <w:color w:val="19328E"/>
-                <w:sz w:val="28"/>
-                <w:szCs w:val="28"/>
-              </w:rPr>
-            </w:pPr>
-            <w:r>
-              <w:rPr>
-                <w:rFonts w:ascii="Raleway" w:eastAsiaTheme="majorEastAsia" w:hAnsi="Raleway" w:cstheme="majorBidi"/>
-                <w:b/>
-                <w:bCs/>
-                <w:color w:val="19328E"/>
-                <w:sz w:val="28"/>
-                <w:szCs w:val="28"/>
-              </w:rPr>
-              <w:t>2</w:t>
-            </w:r>
-            <w:r>
-              <w:rPr>
-                <w:rFonts w:ascii="Raleway" w:eastAsiaTheme="majorEastAsia" w:hAnsi="Raleway" w:cstheme="majorBidi"/>
-                <w:b/>
-                <w:bCs/>
-                <w:color w:val="19328E"/>
-                <w:sz w:val="28"/>
-                <w:szCs w:val="28"/>
-              </w:rPr>
-              <w:t>:30 PM</w:t>
-            </w:r>
-          </w:p>
-        </w:tc>
-        <w:tc>
-          <w:tcPr>
-            <w:tcW w:w="7796" w:type="dxa"/>
-          </w:tcPr>
-          <w:p>
-            <w:pPr>
-              <w:pStyle w:val="Heading4"/>
-              <w:shd w:val="clear" w:color="auto" w:fill="FFFFFF"/>
-              <w:spacing w:before="0" w:after="75"/>
-              <w:rPr>
-                <w:rFonts w:ascii="Raleway" w:hAnsi="Raleway"/>
-                <w:color w:val="0E1B4D"/>
-                <w:sz w:val="28"/>
-                <w:szCs w:val="28"/>
-              </w:rPr>
-            </w:pPr>
-            <w:r>
-              <w:rPr>
-                <w:rFonts w:ascii="Raleway" w:hAnsi="Raleway"/>
-                <w:color w:val="0E1B4D"/>
-                <w:sz w:val="28"/>
-                <w:szCs w:val="28"/>
-              </w:rPr>
-              <w:t>Building and operating cloud-native applications with Radius and Azure. </w:t>
-            </w:r>
-            <w:r>
-              <w:rPr>
-                <w:rFonts w:ascii="Raleway" w:hAnsi="Raleway"/>
-                <w:b/>
-                <w:bCs/>
-                <w:color w:val="19328E"/>
-                <w:sz w:val="28"/>
-                <w:szCs w:val="28"/>
-              </w:rPr>
-              <w:t xml:space="preserve">Will </w:t>
-            </w:r>
-            <w:proofErr w:type="spellStart"/>
-            <w:r>
-              <w:rPr>
-                <w:rFonts w:ascii="Raleway" w:hAnsi="Raleway"/>
-                <w:b/>
-                <w:bCs/>
-                <w:color w:val="19328E"/>
-                <w:sz w:val="28"/>
-                <w:szCs w:val="28"/>
-              </w:rPr>
-              <w:t>Velida</w:t>
-            </w:r>
-            <w:proofErr w:type="spellEnd"/>
-          </w:p>
-        </w:tc>
-      </w:tr>
-      <w:tr>
-        <w:tc>
-          <w:tcPr>
-            <w:tcW w:w="1413" w:type="dxa"/>
-          </w:tcPr>
-          <w:p>
-            <w:pPr>
-              <w:rPr>
-                <w:rFonts w:ascii="Raleway" w:eastAsiaTheme="majorEastAsia" w:hAnsi="Raleway" w:cstheme="majorBidi"/>
-                <w:b/>
-                <w:bCs/>
-                <w:color w:val="19328E"/>
-                <w:sz w:val="28"/>
-                <w:szCs w:val="28"/>
-              </w:rPr>
-            </w:pPr>
-            <w:r>
-              <w:rPr>
-                <w:rFonts w:ascii="Raleway" w:eastAsiaTheme="majorEastAsia" w:hAnsi="Raleway" w:cstheme="majorBidi"/>
-                <w:b/>
-                <w:bCs/>
-                <w:color w:val="19328E"/>
-                <w:sz w:val="28"/>
-                <w:szCs w:val="28"/>
-              </w:rPr>
-              <w:t>3:30 PM</w:t>
-            </w:r>
-          </w:p>
-        </w:tc>
-        <w:tc>
-          <w:tcPr>
-            <w:tcW w:w="7796" w:type="dxa"/>
-          </w:tcPr>
-          <w:p>
-            <w:pPr>
-              <w:pStyle w:val="Heading4"/>
-              <w:shd w:val="clear" w:color="auto" w:fill="FFFFFF"/>
-              <w:spacing w:before="0" w:after="75"/>
-              <w:rPr>
-                <w:rFonts w:ascii="Raleway" w:hAnsi="Raleway"/>
-                <w:color w:val="0E1B4D"/>
-                <w:sz w:val="28"/>
-                <w:szCs w:val="28"/>
-              </w:rPr>
-            </w:pPr>
-            <w:r>
-              <w:rPr>
-                <w:rFonts w:ascii="Raleway" w:hAnsi="Raleway"/>
-                <w:color w:val="0E1B4D"/>
-                <w:sz w:val="28"/>
-                <w:szCs w:val="28"/>
-              </w:rPr>
-              <w:t>Afternoon Tea on Level 5</w:t>
-            </w:r>
-          </w:p>
-        </w:tc>
-      </w:tr>
-      <w:tr>
-        <w:tc>
-          <w:tcPr>
-            <w:tcW w:w="1413" w:type="dxa"/>
-          </w:tcPr>
-          <w:p>
-            <w:pPr>
-              <w:rPr>
-                <w:rFonts w:ascii="Raleway" w:eastAsiaTheme="majorEastAsia" w:hAnsi="Raleway" w:cstheme="majorBidi"/>
-                <w:b/>
-                <w:bCs/>
-                <w:color w:val="19328E"/>
-                <w:sz w:val="28"/>
-                <w:szCs w:val="28"/>
-              </w:rPr>
-            </w:pPr>
-            <w:r>
-              <w:rPr>
-                <w:rFonts w:ascii="Raleway" w:eastAsiaTheme="majorEastAsia" w:hAnsi="Raleway" w:cstheme="majorBidi"/>
-                <w:b/>
-                <w:bCs/>
-                <w:color w:val="19328E"/>
-                <w:sz w:val="28"/>
-                <w:szCs w:val="28"/>
-              </w:rPr>
-              <w:t>3:</w:t>
-            </w:r>
-            <w:r>
-              <w:rPr>
-                <w:rFonts w:ascii="Raleway" w:eastAsiaTheme="majorEastAsia" w:hAnsi="Raleway" w:cstheme="majorBidi"/>
-                <w:b/>
-                <w:bCs/>
-                <w:color w:val="19328E"/>
-                <w:sz w:val="28"/>
-                <w:szCs w:val="28"/>
-              </w:rPr>
-              <w:t>5</w:t>
-            </w:r>
-            <w:r>
-              <w:rPr>
-                <w:rFonts w:ascii="Raleway" w:eastAsiaTheme="majorEastAsia" w:hAnsi="Raleway" w:cstheme="majorBidi"/>
-                <w:b/>
-                <w:bCs/>
-                <w:color w:val="19328E"/>
-                <w:sz w:val="28"/>
-                <w:szCs w:val="28"/>
-              </w:rPr>
-              <w:t>0 PM</w:t>
-            </w:r>
-          </w:p>
-        </w:tc>
-        <w:tc>
-          <w:tcPr>
-            <w:tcW w:w="7796" w:type="dxa"/>
-          </w:tcPr>
-          <w:p>
-            <w:pPr>
-              <w:pStyle w:val="Heading4"/>
-              <w:shd w:val="clear" w:color="auto" w:fill="FFFFFF"/>
-              <w:spacing w:before="0" w:after="75"/>
-              <w:rPr>
-                <w:rFonts w:ascii="Raleway" w:hAnsi="Raleway"/>
-                <w:color w:val="0E1B4D"/>
-                <w:sz w:val="28"/>
-                <w:szCs w:val="28"/>
-              </w:rPr>
-            </w:pPr>
-            <w:r>
-              <w:rPr>
-                <w:rFonts w:ascii="Raleway" w:hAnsi="Raleway"/>
-                <w:color w:val="0E1B4D"/>
-                <w:sz w:val="28"/>
-                <w:szCs w:val="28"/>
-              </w:rPr>
-              <w:t xml:space="preserve">Empowering Security: Accelerating Your Zero Trust Journey with Microsoft </w:t>
-            </w:r>
-            <w:proofErr w:type="spellStart"/>
-            <w:r>
-              <w:rPr>
-                <w:rFonts w:ascii="Raleway" w:hAnsi="Raleway"/>
-                <w:color w:val="0E1B4D"/>
-                <w:sz w:val="28"/>
-                <w:szCs w:val="28"/>
-              </w:rPr>
-              <w:t>Entra</w:t>
-            </w:r>
-            <w:proofErr w:type="spellEnd"/>
-            <w:r>
-              <w:rPr>
-                <w:rFonts w:ascii="Raleway" w:hAnsi="Raleway"/>
-                <w:color w:val="0E1B4D"/>
-                <w:sz w:val="28"/>
-                <w:szCs w:val="28"/>
-              </w:rPr>
-              <w:t> </w:t>
-            </w:r>
-            <w:proofErr w:type="spellStart"/>
-            <w:r>
-              <w:rPr>
-                <w:rFonts w:ascii="Raleway" w:hAnsi="Raleway"/>
-                <w:b/>
-                <w:bCs/>
-                <w:color w:val="19328E"/>
-                <w:sz w:val="28"/>
-                <w:szCs w:val="28"/>
-              </w:rPr>
-              <w:t>Ankul</w:t>
-            </w:r>
-            <w:proofErr w:type="spellEnd"/>
-            <w:r>
-              <w:rPr>
-                <w:rFonts w:ascii="Raleway" w:hAnsi="Raleway"/>
-                <w:b/>
-                <w:bCs/>
-                <w:color w:val="19328E"/>
-                <w:sz w:val="28"/>
-                <w:szCs w:val="28"/>
-              </w:rPr>
-              <w:t xml:space="preserve"> Bhardwaj</w:t>
+                <w:sz w:val="36"/>
+                <w:szCs w:val="36"/>
+              </w:rPr>
+              <w:t>Close out on Level 5</w:t>
             </w:r>
           </w:p>
         </w:tc>
@@ -980,7 +1235,7 @@
     </w:tbl>
     <w:p/>
     <w:sectPr>
-      <w:pgSz w:w="11906" w:h="16838"/>
+      <w:pgSz w:w="16840" w:h="23820"/>
       <w:pgMar w:top="1440" w:right="1440" w:bottom="1440" w:left="1440" w:header="708" w:footer="708" w:gutter="0"/>
       <w:cols w:space="708"/>
       <w:docGrid w:linePitch="360"/>
@@ -990,7 +1245,7 @@
 </file>
 
 <file path=word/styles.xml><?xml version="1.0" encoding="utf-8"?>
-<w:styles xmlns:mc="http://schemas.openxmlformats.org/markup-compatibility/2006" xmlns:r="http://schemas.openxmlformats.org/officeDocument/2006/relationships" xmlns:w="http://schemas.openxmlformats.org/wordprocessingml/2006/main" xmlns:w14="http://schemas.microsoft.com/office/word/2010/wordml" xmlns:w15="http://schemas.microsoft.com/office/word/2012/wordml" xmlns:w16cex="http://schemas.microsoft.com/office/word/2018/wordml/cex" xmlns:w16cid="http://schemas.microsoft.com/office/word/2016/wordml/cid" xmlns:w16="http://schemas.microsoft.com/office/word/2018/wordml" xmlns:w16sdtdh="http://schemas.microsoft.com/office/word/2020/wordml/sdtdatahash" xmlns:w16se="http://schemas.microsoft.com/office/word/2015/wordml/symex" mc:Ignorable="w14 w15 w16se w16cid w16 w16cex w16sdtdh">
+<w:styles xmlns:mc="http://schemas.openxmlformats.org/markup-compatibility/2006" xmlns:r="http://schemas.openxmlformats.org/officeDocument/2006/relationships" xmlns:w="http://schemas.openxmlformats.org/wordprocessingml/2006/main" xmlns:w14="http://schemas.microsoft.com/office/word/2010/wordml" xmlns:w15="http://schemas.microsoft.com/office/word/2012/wordml" xmlns:w16cex="http://schemas.microsoft.com/office/word/2018/wordml/cex" xmlns:w16cid="http://schemas.microsoft.com/office/word/2016/wordml/cid" xmlns:w16="http://schemas.microsoft.com/office/word/2018/wordml" xmlns:w16du="http://schemas.microsoft.com/office/word/2023/wordml/word16du" xmlns:w16sdtdh="http://schemas.microsoft.com/office/word/2020/wordml/sdtdatahash" xmlns:w16sdtfl="http://schemas.microsoft.com/office/word/2024/wordml/sdtformatlock" xmlns:w16se="http://schemas.microsoft.com/office/word/2015/wordml/symex" mc:Ignorable="w14 w15 w16se w16cid w16 w16cex w16sdtdh w16sdtfl w16du">
   <w:docDefaults>
     <w:rPrDefault>
       <w:rPr>
@@ -1922,6 +2177,23 @@
       </w:tblBorders>
     </w:tblPr>
   </w:style>
+  <w:style w:type="paragraph" w:styleId="NormalWeb">
+    <w:name w:val="Normal (Web)"/>
+    <w:basedOn w:val="Normal"/>
+    <w:uiPriority w:val="99"/>
+    <w:semiHidden/>
+    <w:unhideWhenUsed/>
+    <w:rsid w:val="008D76ED"/>
+    <w:pPr>
+      <w:spacing w:before="100" w:beforeAutospacing="1" w:after="100" w:afterAutospacing="1" w:line="240" w:lineRule="auto"/>
+    </w:pPr>
+    <w:rPr>
+      <w:rFonts w:ascii="Times New Roman" w:eastAsia="Times New Roman" w:hAnsi="Times New Roman" w:cs="Times New Roman"/>
+      <w:kern w:val="0"/>
+      <w:lang w:eastAsia="en-GB"/>
+      <w14:ligatures w14:val="none"/>
+    </w:rPr>
+  </w:style>
 </w:styles>
 </file>
 
